--- a/docs/feature/agency-workspace/3-4-7-invite-agency-member/spec.docx
+++ b/docs/feature/agency-workspace/3-4-7-invite-agency-member/spec.docx
@@ -8,7 +8,7 @@
           <w:b/>
           <w:sz w:val="26"/>
         </w:rPr>
-        <w:t>FR 3.4.7 Invite Agency Member</w:t>
+        <w:t>3.4.7 Invite Agency Member</w:t>
       </w:r>
     </w:p>
     <w:p>
@@ -22,7 +22,7 @@
     </w:p>
     <w:p>
       <w:r>
-        <w:t>Owner submits the Invite Member form on the Agency Members page.</w:t>
+        <w:t>The Owner of an Agency opens the Member list of that Agency (`/agencies/:agencyId/members`) and submits the Invite Member form.</w:t>
       </w:r>
     </w:p>
     <w:p>
@@ -48,7 +48,7 @@
         <w:t xml:space="preserve">Actors / Roles: </w:t>
       </w:r>
       <w:r>
-        <w:t>Owner (sender), Invitee (recipient, may not have an account yet).</w:t>
+        <w:t>Agency Owner (sender) and the invited person (who may not have an account yet).</w:t>
       </w:r>
     </w:p>
     <w:p>
@@ -65,7 +65,7 @@
         <w:t xml:space="preserve">Purpose: </w:t>
       </w:r>
       <w:r>
-        <w:t>Allow the Owner to invite another user into the Agency via email + token link, optionally pre-assigning them to a Workspace with a role.</w:t>
+        <w:t>Let the Owner bring another person into the Agency by email invitation, optionally pre-assigning that person to one Workspace with a role, so they can start working as soon as they accept.</w:t>
       </w:r>
     </w:p>
     <w:p>
@@ -82,7 +82,7 @@
         <w:t xml:space="preserve">Interface: </w:t>
       </w:r>
       <w:r>
-        <w:t>Page /agencies/:agencyId/members, 'Invite member' button.</w:t>
+        <w:t>Member list page (`/agencies/:agencyId/members`) with an "Invite member" action — a form with a required email and optional invitee name, note, Workspace, role and expiry period. The person invited accepts through the link in the invitation email.</w:t>
       </w:r>
     </w:p>
     <w:p>
@@ -99,7 +99,7 @@
         <w:t xml:space="preserve">Data Processing: </w:t>
       </w:r>
       <w:r>
-        <w:t>POST /api/v1/agencies/{agencyId}/invitations with InviteAgencyMemberRequest. AgencyServiceImpl.inviteMember validates ownership/duplicates/limits, persists an agency_invitations row (partial-unique on status=PENDING), then sends an async email via MailService.sendAgencyInvitationEmail with an accept link {FRONTEND_URL}/invitations/accept?token={token}.</w:t>
+        <w:t>The system confirms the caller is the Owner of the Agency, then checks the duplicate, pending-limit and Workspace rules, stores the invitation as PENDING with a unique token and an expiry time, and sends the invitation email with an accept link carrying that token. Accepting the invitation later turns the invited person into a Member of the Agency, and adds them to the chosen Workspace when one was pre-assigned.</w:t>
       </w:r>
     </w:p>
     <w:p>
@@ -113,7 +113,7 @@
     </w:p>
     <w:p>
       <w:r>
-        <w:t>Figure: Invite Member form — email (required), inviteeName, note, workspace + role selectors (optional), expiry days (1-30, default 30).</w:t>
+        <w:t>Figure — Invite Member form:</w:t>
       </w:r>
     </w:p>
     <w:p>
@@ -124,7 +124,7 @@
         <w:t xml:space="preserve">-  </w:t>
       </w:r>
       <w:r>
-        <w:t>If role = CLIENT is selected, FE must block submit unless a workspace is also selected (workspace required for CLIENT).</w:t>
+        <w:t>Email (required), invitee name, note, Workspace selector, role selector and expiry period (1–30 days, 30 by default).</w:t>
       </w:r>
     </w:p>
     <w:p>
@@ -135,7 +135,18 @@
         <w:t xml:space="preserve">-  </w:t>
       </w:r>
       <w:r>
-        <w:t>On success, a toast confirms and the new PENDING row appears in the invitation table.</w:t>
+        <w:t>When the role CLIENT is selected, a Workspace must also be selected before the form can be submitted.</w:t>
+      </w:r>
+    </w:p>
+    <w:p>
+      <w:pPr>
+        <w:ind w:left="360"/>
+      </w:pPr>
+      <w:r>
+        <w:t xml:space="preserve">-  </w:t>
+      </w:r>
+      <w:r>
+        <w:t>On success a confirmation appears and the new PENDING invitation shows in the invitation table.</w:t>
       </w:r>
     </w:p>
     <w:p>
@@ -160,7 +171,18 @@
         <w:t xml:space="preserve">Input required: </w:t>
       </w:r>
       <w:r>
-        <w:t>InviteAgencyMemberRequest: email (required, @NotBlank @Email), inviteeName (optional), note (optional), workspaceId (optional UUID, required if role=CLIENT), role (optional enum MemberRole: MANAGER, CREATOR, CLIENT), expiryDays (optional integer 1-30, default 30).</w:t>
+        <w:t>Email of the invited person.</w:t>
+      </w:r>
+    </w:p>
+    <w:p>
+      <w:r>
+        <w:rPr>
+          <w:b/>
+        </w:rPr>
+        <w:t xml:space="preserve">Input optional: </w:t>
+      </w:r>
+      <w:r>
+        <w:t>inviteeName (shown in the invitation email), note (message carried with the invitation), workspaceId (the Workspace to pre-assign; mandatory when role = CLIENT), role (MemberRole: MANAGER, CREATOR, CLIENT), expiryDays (integer 1–30, 30 by default).</w:t>
       </w:r>
     </w:p>
     <w:p>
@@ -171,7 +193,7 @@
         <w:t xml:space="preserve">System data: </w:t>
       </w:r>
       <w:r>
-        <w:t>AgencyInvitationResponse: id, agencyId, agencyName, invitedEmail, invitedBy, token, note, workspaceId, workspaceName, role (MemberRole, nullable), status (enum InvitationStatus: PENDING, ACCEPTED, EXPIRED, REVOKED), expiresAt, acceptedAt (nullable), createdAt.</w:t>
+        <w:t>Agency Owner identifier, the Agency Member records of the Agency (duplicate check), the PENDING invitations of the Agency (count and duplicate check), the invitation record — id, agencyId, agencyName, invitedEmail, invitedBy, token, note, workspaceId, workspaceName, role (nullable), status (InvitationStatus: PENDING, ACCEPTED, EXPIRED, REVOKED), expiresAt, acceptedAt (nullable), createdAt — and the Workspace record when one is pre-assigned.</w:t>
       </w:r>
     </w:p>
     <w:p>
@@ -182,7 +204,7 @@
         <w:t xml:space="preserve">Output: </w:t>
       </w:r>
       <w:r>
-        <w:t>200 { success: true, data: AgencyInvitationResponse } (note: HTTP 200, not 201 — controller has no @ResponseStatus(CREATED) here).</w:t>
+        <w:t>The stored invitation, PENDING, carrying its token and expiry time; the invitation email sent to the invited person. No in-app notification is produced.</w:t>
       </w:r>
     </w:p>
     <w:p>
@@ -195,10 +217,10 @@
         <w:rPr>
           <w:b/>
         </w:rPr>
-        <w:t xml:space="preserve">BR-1: </w:t>
+        <w:t xml:space="preserve">BR-01: </w:t>
       </w:r>
       <w:r>
-        <w:t>workspaceId, if provided, must belong to the same Agency (else 400 WORKSPACE_NOT_IN_AGENCY).</w:t>
+        <w:t>Only the Owner of the Agency may send invitations. Anybody else is refused with `403 NOT_AGENCY_OWNER`.</w:t>
       </w:r>
     </w:p>
     <w:p>
@@ -206,10 +228,10 @@
         <w:rPr>
           <w:b/>
         </w:rPr>
-        <w:t xml:space="preserve">BR-2: </w:t>
+        <w:t xml:space="preserve">BR-02: </w:t>
       </w:r>
       <w:r>
-        <w:t>If role=MANAGER, the target workspace must not already have an active manager (else 409 MANAGER_ALREADY_ASSIGNED — one manager per workspace).</w:t>
+        <w:t>The invited email must not already be a Member of the Agency; otherwise `409 ALREADY_AGENCY_MEMBER`.</w:t>
       </w:r>
     </w:p>
     <w:p>
@@ -217,10 +239,10 @@
         <w:rPr>
           <w:b/>
         </w:rPr>
-        <w:t xml:space="preserve">BR-3: </w:t>
+        <w:t xml:space="preserve">BR-03: </w:t>
       </w:r>
       <w:r>
-        <w:t>If role=CLIENT, workspaceId is mandatory (else 400 WORKSPACE_REQUIRED_FOR_CLIENT_INVITE) — CLIENT does not create an AgencyMember and requires a workspace to assign a ClientProfile + WorkspaceMember upon accept.</w:t>
+        <w:t>The invited email must not already hold a PENDING invitation for this Agency; otherwise `409 INVITATION_ALREADY_PENDING`.</w:t>
       </w:r>
     </w:p>
     <w:p>
@@ -228,10 +250,10 @@
         <w:rPr>
           <w:b/>
         </w:rPr>
-        <w:t xml:space="preserve">BR-4: </w:t>
+        <w:t xml:space="preserve">BR-04: </w:t>
       </w:r>
       <w:r>
-        <w:t>expiryDays is clamped server-side to Math.max(1, Math.min(30, expiryDays)); default is 30 if omitted or out of range.</w:t>
+        <w:t>An Agency may hold at most 20 PENDING invitations that have not expired; beyond that, `409 TOO_MANY_PENDING_INVITATIONS`.</w:t>
       </w:r>
     </w:p>
     <w:p>
@@ -239,10 +261,10 @@
         <w:rPr>
           <w:b/>
         </w:rPr>
-        <w:t xml:space="preserve">BR-5: </w:t>
+        <w:t xml:space="preserve">BR-05: </w:t>
       </w:r>
       <w:r>
-        <w:t>Max 20 PENDING (not-yet-expired) invitations per Agency (else 409 TOO_MANY_PENDING_INVITATIONS).</w:t>
+        <w:t>A Workspace sent with the invitation must belong to the same Agency; otherwise `400 WORKSPACE_NOT_IN_AGENCY`.</w:t>
       </w:r>
     </w:p>
     <w:p>
@@ -250,10 +272,10 @@
         <w:rPr>
           <w:b/>
         </w:rPr>
-        <w:t xml:space="preserve">BR-6: </w:t>
+        <w:t xml:space="preserve">BR-06: </w:t>
       </w:r>
       <w:r>
-        <w:t>Duplicate prevention: email already PENDING for this Agency -&gt; 409 INVITATION_ALREADY_PENDING; email already an AgencyMember -&gt; 409 ALREADY_AGENCY_MEMBER.</w:t>
+        <w:t>With the role MANAGER, the chosen Workspace must not already have an active manager, since a Workspace holds one manager only; otherwise `409 MANAGER_ALREADY_ASSIGNED`.</w:t>
       </w:r>
     </w:p>
     <w:p>
@@ -261,10 +283,10 @@
         <w:rPr>
           <w:b/>
         </w:rPr>
-        <w:t xml:space="preserve">BR-7: </w:t>
+        <w:t xml:space="preserve">BR-07: </w:t>
       </w:r>
       <w:r>
-        <w:t>On accept, an invitee with role empty/non-CLIENT becomes AgencyMember(role=MEMBER); if workspaceId+role (MANAGER/CREATOR) were set, a matching WorkspaceMember is also created automatically.</w:t>
+        <w:t>With the role CLIENT, a Workspace is mandatory from the moment of invitation; otherwise `400 WORKSPACE_REQUIRED_FOR_CLIENT_INVITE`. A Client does not become an Agency Member and needs a Workspace so that a Client Profile and a Workspace membership can be assigned on acceptance.</w:t>
       </w:r>
     </w:p>
     <w:p>
@@ -272,10 +294,10 @@
         <w:rPr>
           <w:b/>
         </w:rPr>
-        <w:t xml:space="preserve">BR-8: </w:t>
+        <w:t xml:space="preserve">BR-08: </w:t>
       </w:r>
       <w:r>
-        <w:t>No auto-accept on registration — even if a user registers with the exact invited email, they must explicitly hit the accept link/API with the token.</w:t>
+        <w:t>The expiry period is settable between 1 and 30 days and defaults to 30 days; a value outside that range is brought back inside it.</w:t>
       </w:r>
     </w:p>
     <w:p>
@@ -283,10 +305,32 @@
         <w:rPr>
           <w:b/>
         </w:rPr>
-        <w:t xml:space="preserve">BR-9: </w:t>
+        <w:t xml:space="preserve">BR-09: </w:t>
       </w:r>
       <w:r>
-        <w:t>No in-app notification is created — email is the only notification channel currently (no shared notification module exists yet).</w:t>
+        <w:t>The invitation reaches the invited person by email only. No in-app notification is produced, because the system has no shared notification module yet.</w:t>
+      </w:r>
+    </w:p>
+    <w:p>
+      <w:r>
+        <w:rPr>
+          <w:b/>
+        </w:rPr>
+        <w:t xml:space="preserve">BR-10: </w:t>
+      </w:r>
+      <w:r>
+        <w:t>On acceptance, an invited person with no role or a role other than CLIENT becomes an Agency Member at the MEMBER role — the Agency level knows only OWNER and MEMBER. When the invitation carried a Workspace and a role of MANAGER or CREATOR, the matching Workspace membership is created automatically at the same time.</w:t>
+      </w:r>
+    </w:p>
+    <w:p>
+      <w:r>
+        <w:rPr>
+          <w:b/>
+        </w:rPr>
+        <w:t xml:space="preserve">BR-11: </w:t>
+      </w:r>
+      <w:r>
+        <w:t>There is no automatic acceptance when somebody registers with the invited email address. The invited person must open the link, or accept with the token, themselves.</w:t>
       </w:r>
     </w:p>
     <w:p>
@@ -296,32 +340,47 @@
     </w:p>
     <w:p>
       <w:r>
-        <w:t>email blank/invalid -&gt; 400 VALIDATION_ERROR.</w:t>
+        <w:t>Email empty or malformed → `400 VALIDATION_ERROR`.</w:t>
       </w:r>
     </w:p>
     <w:p>
       <w:r>
-        <w:t>Not Owner -&gt; 403 NOT_AGENCY_OWNER.</w:t>
+        <w:t>Caller is not the Agency Owner → `403 NOT_AGENCY_OWNER`.</w:t>
       </w:r>
     </w:p>
     <w:p>
       <w:r>
-        <w:t>workspaceId not found -&gt; 404 WORKSPACE_NOT_FOUND.</w:t>
+        <w:t>Email already a Member of the Agency → `409 ALREADY_AGENCY_MEMBER`.</w:t>
       </w:r>
     </w:p>
     <w:p>
       <w:r>
-        <w:t>workspaceId not in this Agency -&gt; 400 WORKSPACE_NOT_IN_AGENCY.</w:t>
+        <w:t>Email already holds a PENDING invitation for this Agency → `409 INVITATION_ALREADY_PENDING`.</w:t>
       </w:r>
     </w:p>
     <w:p>
       <w:r>
-        <w:t>role=MANAGER but workspace has an active manager -&gt; 409 MANAGER_ALREADY_ASSIGNED.</w:t>
+        <w:t>Agency already holds 20 PENDING invitations → `409 TOO_MANY_PENDING_INVITATIONS`.</w:t>
       </w:r>
     </w:p>
     <w:p>
       <w:r>
-        <w:t>role=CLIENT without workspaceId -&gt; 400 WORKSPACE_REQUIRED_FOR_CLIENT_INVITE.</w:t>
+        <w:t>Workspace does not exist → `404 WORKSPACE_NOT_FOUND`.</w:t>
+      </w:r>
+    </w:p>
+    <w:p>
+      <w:r>
+        <w:t>Workspace does not belong to this Agency → `400 WORKSPACE_NOT_IN_AGENCY`.</w:t>
+      </w:r>
+    </w:p>
+    <w:p>
+      <w:r>
+        <w:t>Role MANAGER but the Workspace already has an active manager → `409 MANAGER_ALREADY_ASSIGNED`.</w:t>
+      </w:r>
+    </w:p>
+    <w:p>
+      <w:r>
+        <w:t>Role CLIENT without a Workspace → `400 WORKSPACE_REQUIRED_FOR_CLIENT_INVITE`.</w:t>
       </w:r>
     </w:p>
     <w:p>
@@ -340,32 +399,57 @@
     </w:p>
     <w:p>
       <w:r>
-        <w:t>1. Owner opens /agencies/:agencyId/members, fills the Invite form (email required; name/note/workspace/role/expiryDays optional).</w:t>
+        <w:t>1. The Owner opens the Member list of an Agency and fills in the Invite Member form, with the email and any optional values.</w:t>
       </w:r>
     </w:p>
     <w:p>
       <w:r>
-        <w:t>2. FE calls POST /api/v1/agencies/{agencyId}/invitations.</w:t>
+        <w:t>2. The client submits the invitation.</w:t>
       </w:r>
     </w:p>
     <w:p>
       <w:r>
-        <w:t>3. BE validates ownership, duplicate checks, pending-count limit, and workspace/role rules.</w:t>
+        <w:t>3. The system confirms the caller is the Owner of the Agency.</w:t>
       </w:r>
     </w:p>
     <w:p>
       <w:r>
-        <w:t>4. BE inserts the agency_invitations row (status=PENDING, token=random UUID, expiresAt=now+expiryDays).</w:t>
+        <w:t>4. The system rejects the invitation if the email already belongs to a Member, already holds a PENDING invitation, or the Agency has reached 20 PENDING invitations.</w:t>
       </w:r>
     </w:p>
     <w:p>
       <w:r>
-        <w:t>5. BE sends the invitation email asynchronously with the accept link.</w:t>
+        <w:t>5. When a Workspace is sent, the system confirms it belongs to the Agency and that it holds no active manager if the role is MANAGER; when the role is CLIENT, the system confirms a Workspace was sent.</w:t>
       </w:r>
     </w:p>
     <w:p>
       <w:r>
-        <w:t>6. BE returns 200 with AgencyInvitationResponse; FE shows success toast and adds the row to the PENDING table.</w:t>
+        <w:t>6. The system stores the invitation as PENDING with a unique token and the computed expiry time.</w:t>
+      </w:r>
+    </w:p>
+    <w:p>
+      <w:r>
+        <w:t>7. The system sends the invitation email, with an accept link carrying the token, without holding up the answer to the client.</w:t>
+      </w:r>
+    </w:p>
+    <w:p>
+      <w:r>
+        <w:t>8. The system returns the stored invitation and the client shows a confirmation and adds the row to the PENDING table.</w:t>
+      </w:r>
+    </w:p>
+    <w:p>
+      <w:r>
+        <w:t>9. The invited person opens the accept link. When they have no account yet, they register and sign in first; the invitation is never accepted automatically.</w:t>
+      </w:r>
+    </w:p>
+    <w:p>
+      <w:r>
+        <w:t>10. The system confirms the token, the PENDING status, the unexpired expiry time and that the signed-in email matches the invited email, then records the person as an Agency Member at the MEMBER role, and adds the matching Workspace membership when the invitation carried a Workspace and a role of MANAGER or CREATOR.</w:t>
+      </w:r>
+    </w:p>
+    <w:p>
+      <w:r>
+        <w:t>11. The system marks the invitation ACCEPTED with the acceptance time and adds the person to the Agency.</w:t>
       </w:r>
     </w:p>
     <w:p>
@@ -375,37 +459,47 @@
     </w:p>
     <w:p>
       <w:r>
-        <w:t>Not Owner -&gt; 403 NOT_AGENCY_OWNER.</w:t>
+        <w:t>Caller is not the Agency Owner → `403 NOT_AGENCY_OWNER`, no invitation is stored.</w:t>
       </w:r>
     </w:p>
     <w:p>
       <w:r>
-        <w:t>Email already an AgencyMember -&gt; 409 ALREADY_AGENCY_MEMBER.</w:t>
+        <w:t>Email already a Member of the Agency → `409 ALREADY_AGENCY_MEMBER`.</w:t>
       </w:r>
     </w:p>
     <w:p>
       <w:r>
-        <w:t>Email already has a PENDING invitation -&gt; 409 INVITATION_ALREADY_PENDING.</w:t>
+        <w:t>Email already holds a PENDING invitation for this Agency → `409 INVITATION_ALREADY_PENDING`.</w:t>
       </w:r>
     </w:p>
     <w:p>
       <w:r>
-        <w:t>Agency already at 20 PENDING invitations -&gt; 409 TOO_MANY_PENDING_INVITATIONS.</w:t>
+        <w:t>Agency already holds 20 PENDING invitations → `409 TOO_MANY_PENDING_INVITATIONS`.</w:t>
       </w:r>
     </w:p>
     <w:p>
       <w:r>
-        <w:t>workspaceId not in this Agency -&gt; 400 WORKSPACE_NOT_IN_AGENCY.</w:t>
+        <w:t>Workspace sent does not belong to this Agency → `400 WORKSPACE_NOT_IN_AGENCY`.</w:t>
       </w:r>
     </w:p>
     <w:p>
       <w:r>
-        <w:t>role=MANAGER with an existing active manager -&gt; 409 MANAGER_ALREADY_ASSIGNED.</w:t>
+        <w:t>Role MANAGER but the Workspace already has an active manager → `409 MANAGER_ALREADY_ASSIGNED`.</w:t>
       </w:r>
     </w:p>
     <w:p>
       <w:r>
-        <w:t>role=CLIENT without workspaceId -&gt; 400 WORKSPACE_REQUIRED_FOR_CLIENT_INVITE.</w:t>
+        <w:t>Role CLIENT without a Workspace → `400 WORKSPACE_REQUIRED_FOR_CLIENT_INVITE`.</w:t>
+      </w:r>
+    </w:p>
+    <w:p>
+      <w:r>
+        <w:t>The invited email has no account in the system yet → the invitation is still sent; the person must register, sign in and accept the invitation themselves.</w:t>
+      </w:r>
+    </w:p>
+    <w:p>
+      <w:r>
+        <w:t>The invitation expires before it is accepted → `400 INVALID_INVITATION` on acceptance, and no Agency membership is created.</w:t>
       </w:r>
     </w:p>
     <w:p>
@@ -425,7 +519,29 @@
         <w:t xml:space="preserve">-  </w:t>
       </w:r>
       <w:r>
-        <w:t>Invitation created with status=PENDING and an emailed accept link; on later accept, correct AgencyMember/WorkspaceMember records are created per role.</w:t>
+        <w:t>A PENDING invitation exists for the Agency, carrying its token, its expiry time and any pre-assigned Workspace and role, and the invitation email has been sent.</w:t>
+      </w:r>
+    </w:p>
+    <w:p>
+      <w:pPr>
+        <w:ind w:left="360"/>
+      </w:pPr>
+      <w:r>
+        <w:t xml:space="preserve">-  </w:t>
+      </w:r>
+      <w:r>
+        <w:t>After acceptance: an Agency Member record at the MEMBER role exists for the invited person, and the invitation is ACCEPTED with its acceptance time; when the invitation carried a Workspace with the role MANAGER or CREATOR, the matching Workspace membership also exists.</w:t>
+      </w:r>
+    </w:p>
+    <w:p>
+      <w:pPr>
+        <w:ind w:left="360"/>
+      </w:pPr>
+      <w:r>
+        <w:t xml:space="preserve">-  </w:t>
+      </w:r>
+      <w:r>
+        <w:t>No in-app notification is produced at any point.</w:t>
       </w:r>
     </w:p>
     <w:sectPr>

--- a/docs/feature/agency-workspace/3-4-7-invite-agency-member/spec.docx
+++ b/docs/feature/agency-workspace/3-4-7-invite-agency-member/spec.docx
@@ -120,9 +120,7 @@
       <w:pPr>
         <w:ind w:left="360"/>
       </w:pPr>
-      <w:r>
-        <w:t xml:space="preserve">-  </w:t>
-      </w:r>
+      <w:r/>
       <w:r>
         <w:t>Email (required), invitee name, note, Workspace selector, role selector and expiry period (1–30 days, 30 by default).</w:t>
       </w:r>
@@ -131,9 +129,7 @@
       <w:pPr>
         <w:ind w:left="360"/>
       </w:pPr>
-      <w:r>
-        <w:t xml:space="preserve">-  </w:t>
-      </w:r>
+      <w:r/>
       <w:r>
         <w:t>When the role CLIENT is selected, a Workspace must also be selected before the form can be submitted.</w:t>
       </w:r>
@@ -142,9 +138,7 @@
       <w:pPr>
         <w:ind w:left="360"/>
       </w:pPr>
-      <w:r>
-        <w:t xml:space="preserve">-  </w:t>
-      </w:r>
+      <w:r/>
       <w:r>
         <w:t>On success a confirmation appears and the new PENDING invitation shows in the invitation table.</w:t>
       </w:r>
@@ -515,9 +509,7 @@
       <w:pPr>
         <w:ind w:left="360"/>
       </w:pPr>
-      <w:r>
-        <w:t xml:space="preserve">-  </w:t>
-      </w:r>
+      <w:r/>
       <w:r>
         <w:t>A PENDING invitation exists for the Agency, carrying its token, its expiry time and any pre-assigned Workspace and role, and the invitation email has been sent.</w:t>
       </w:r>
@@ -526,9 +518,7 @@
       <w:pPr>
         <w:ind w:left="360"/>
       </w:pPr>
-      <w:r>
-        <w:t xml:space="preserve">-  </w:t>
-      </w:r>
+      <w:r/>
       <w:r>
         <w:t>After acceptance: an Agency Member record at the MEMBER role exists for the invited person, and the invitation is ACCEPTED with its acceptance time; when the invitation carried a Workspace with the role MANAGER or CREATOR, the matching Workspace membership also exists.</w:t>
       </w:r>
@@ -537,9 +527,7 @@
       <w:pPr>
         <w:ind w:left="360"/>
       </w:pPr>
-      <w:r>
-        <w:t xml:space="preserve">-  </w:t>
-      </w:r>
+      <w:r/>
       <w:r>
         <w:t>No in-app notification is produced at any point.</w:t>
       </w:r>

--- a/docs/feature/agency-workspace/3-4-7-invite-agency-member/spec.docx
+++ b/docs/feature/agency-workspace/3-4-7-invite-agency-member/spec.docx
@@ -208,121 +208,55 @@
     </w:p>
     <w:p>
       <w:r>
-        <w:rPr>
-          <w:b/>
-        </w:rPr>
-        <w:t xml:space="preserve">BR-01: </w:t>
-      </w:r>
-      <w:r>
-        <w:t>Only the Owner of the Agency may send invitations. Anybody else is refused with `403 NOT_AGENCY_OWNER`.</w:t>
+        <w:t>BR-27: Invite: only Owner/Manager-equivalent (here, the Agency Owner) may invite; an already-active member cannot be re-invited; a second invite is blocked while a pending, unexpired invitation exists for the same email; invitation token is a random UUID with an expiry window. Anybody other than the Owner is refused with 403 NOT_AGENCY_OWNER.</w:t>
       </w:r>
     </w:p>
     <w:p>
       <w:r>
-        <w:rPr>
-          <w:b/>
-        </w:rPr>
-        <w:t xml:space="preserve">BR-02: </w:t>
-      </w:r>
-      <w:r>
-        <w:t>The invited email must not already be a Member of the Agency; otherwise `409 ALREADY_AGENCY_MEMBER`.</w:t>
+        <w:t>The invited email must not already be a Member of the Agency; otherwise 409 ALREADY_AGENCY_MEMBER (BR-27).</w:t>
       </w:r>
     </w:p>
     <w:p>
       <w:r>
-        <w:rPr>
-          <w:b/>
-        </w:rPr>
-        <w:t xml:space="preserve">BR-03: </w:t>
-      </w:r>
-      <w:r>
-        <w:t>The invited email must not already hold a PENDING invitation for this Agency; otherwise `409 INVITATION_ALREADY_PENDING`.</w:t>
+        <w:t>The invited email must not already hold a PENDING invitation for this Agency; otherwise 409 INVITATION_ALREADY_PENDING (BR-27).</w:t>
       </w:r>
     </w:p>
     <w:p>
       <w:r>
-        <w:rPr>
-          <w:b/>
-        </w:rPr>
-        <w:t xml:space="preserve">BR-04: </w:t>
-      </w:r>
-      <w:r>
-        <w:t>An Agency may hold at most 20 PENDING invitations that have not expired; beyond that, `409 TOO_MANY_PENDING_INVITATIONS`.</w:t>
+        <w:t>An Agency may hold at most 20 PENDING invitations that have not expired; beyond that, 409 TOO_MANY_PENDING_INVITATIONS.</w:t>
       </w:r>
     </w:p>
     <w:p>
       <w:r>
-        <w:rPr>
-          <w:b/>
-        </w:rPr>
-        <w:t xml:space="preserve">BR-05: </w:t>
-      </w:r>
-      <w:r>
-        <w:t>A Workspace sent with the invitation must belong to the same Agency; otherwise `400 WORKSPACE_NOT_IN_AGENCY`.</w:t>
+        <w:t>A Workspace sent with the invitation must belong to the same Agency; otherwise 400 WORKSPACE_NOT_IN_AGENCY.</w:t>
       </w:r>
     </w:p>
     <w:p>
       <w:r>
-        <w:rPr>
-          <w:b/>
-        </w:rPr>
-        <w:t xml:space="preserve">BR-06: </w:t>
-      </w:r>
-      <w:r>
-        <w:t>With the role MANAGER, the chosen Workspace must not already have an active manager, since a Workspace holds one manager only; otherwise `409 MANAGER_ALREADY_ASSIGNED`.</w:t>
+        <w:t>With the role MANAGER, the chosen Workspace must not already have an active manager, since a Workspace holds one manager only; otherwise 409 MANAGER_ALREADY_ASSIGNED.</w:t>
       </w:r>
     </w:p>
     <w:p>
       <w:r>
-        <w:rPr>
-          <w:b/>
-        </w:rPr>
-        <w:t xml:space="preserve">BR-07: </w:t>
-      </w:r>
-      <w:r>
-        <w:t>With the role CLIENT, a Workspace is mandatory from the moment of invitation; otherwise `400 WORKSPACE_REQUIRED_FOR_CLIENT_INVITE`. A Client does not become an Agency Member and needs a Workspace so that a Client Profile and a Workspace membership can be assigned on acceptance.</w:t>
+        <w:t>With the role CLIENT, a Workspace is mandatory from the moment of invitation; otherwise 400 WORKSPACE_REQUIRED_FOR_CLIENT_INVITE. A Client does not become an Agency Member and needs a Workspace so that a Client Profile and a Workspace membership can be assigned on acceptance.</w:t>
       </w:r>
     </w:p>
     <w:p>
       <w:r>
-        <w:rPr>
-          <w:b/>
-        </w:rPr>
-        <w:t xml:space="preserve">BR-08: </w:t>
-      </w:r>
-      <w:r>
-        <w:t>The expiry period is settable between 1 and 30 days and defaults to 30 days; a value outside that range is brought back inside it.</w:t>
+        <w:t>The expiry period is settable between 1 and 30 days and defaults to 30 days; a value outside that range is brought back inside it (BR-27, "invitation token is a random UUID with an expiry window").</w:t>
       </w:r>
     </w:p>
     <w:p>
-      <w:r>
-        <w:rPr>
-          <w:b/>
-        </w:rPr>
-        <w:t xml:space="preserve">BR-09: </w:t>
-      </w:r>
       <w:r>
         <w:t>The invitation reaches the invited person by email only. No in-app notification is produced, because the system has no shared notification module yet.</w:t>
       </w:r>
     </w:p>
     <w:p>
       <w:r>
-        <w:rPr>
-          <w:b/>
-        </w:rPr>
-        <w:t xml:space="preserve">BR-10: </w:t>
-      </w:r>
-      <w:r>
         <w:t>On acceptance, an invited person with no role or a role other than CLIENT becomes an Agency Member at the MEMBER role — the Agency level knows only OWNER and MEMBER. When the invitation carried a Workspace and a role of MANAGER or CREATOR, the matching Workspace membership is created automatically at the same time.</w:t>
       </w:r>
     </w:p>
     <w:p>
-      <w:r>
-        <w:rPr>
-          <w:b/>
-        </w:rPr>
-        <w:t xml:space="preserve">BR-11: </w:t>
-      </w:r>
       <w:r>
         <w:t>There is no automatic acceptance when somebody registers with the invited email address. The invited person must open the link, or accept with the token, themselves.</w:t>
       </w:r>
@@ -334,47 +268,122 @@
     </w:p>
     <w:p>
       <w:r>
-        <w:t>Email empty or malformed → `400 VALIDATION_ERROR`.</w:t>
+        <w:t xml:space="preserve">Email empty or malformed → Display: </w:t>
+      </w:r>
+      <w:r>
+        <w:rPr>
+          <w:b/>
+        </w:rPr>
+        <w:t>MSG02</w:t>
+      </w:r>
+      <w:r>
+        <w:t xml:space="preserve"> / </w:t>
+      </w:r>
+      <w:r>
+        <w:rPr>
+          <w:b/>
+        </w:rPr>
+        <w:t>MSG04</w:t>
       </w:r>
     </w:p>
     <w:p>
       <w:r>
-        <w:t>Caller is not the Agency Owner → `403 NOT_AGENCY_OWNER`.</w:t>
+        <w:t xml:space="preserve">Caller is not the Agency Owner → Display: </w:t>
+      </w:r>
+      <w:r>
+        <w:rPr>
+          <w:b/>
+        </w:rPr>
+        <w:t>MSG39</w:t>
       </w:r>
     </w:p>
     <w:p>
       <w:r>
-        <w:t>Email already a Member of the Agency → `409 ALREADY_AGENCY_MEMBER`.</w:t>
+        <w:t xml:space="preserve">Email already a Member of the Agency → Display: </w:t>
+      </w:r>
+      <w:r>
+        <w:rPr>
+          <w:b/>
+        </w:rPr>
+        <w:t>MSG34</w:t>
       </w:r>
     </w:p>
     <w:p>
       <w:r>
-        <w:t>Email already holds a PENDING invitation for this Agency → `409 INVITATION_ALREADY_PENDING`.</w:t>
+        <w:t xml:space="preserve">Email already holds a PENDING invitation for this Agency → Display: </w:t>
+      </w:r>
+      <w:r>
+        <w:rPr>
+          <w:b/>
+        </w:rPr>
+        <w:t>MSG35</w:t>
       </w:r>
     </w:p>
     <w:p>
       <w:r>
-        <w:t>Agency already holds 20 PENDING invitations → `409 TOO_MANY_PENDING_INVITATIONS`.</w:t>
+        <w:t xml:space="preserve">Agency already holds 20 PENDING invitations → Display: </w:t>
+      </w:r>
+      <w:r>
+        <w:rPr>
+          <w:b/>
+        </w:rPr>
+        <w:t>MSG38</w:t>
+      </w:r>
+      <w:r>
+        <w:t xml:space="preserve"> (closest fit — no dedicated MSG code for a pending-invitation cap)</w:t>
       </w:r>
     </w:p>
     <w:p>
       <w:r>
-        <w:t>Workspace does not exist → `404 WORKSPACE_NOT_FOUND`.</w:t>
+        <w:t xml:space="preserve">Workspace does not exist → Display: </w:t>
+      </w:r>
+      <w:r>
+        <w:rPr>
+          <w:b/>
+        </w:rPr>
+        <w:t>MSG38</w:t>
       </w:r>
     </w:p>
     <w:p>
       <w:r>
-        <w:t>Workspace does not belong to this Agency → `400 WORKSPACE_NOT_IN_AGENCY`.</w:t>
+        <w:t xml:space="preserve">Workspace does not belong to this Agency → Display: </w:t>
+      </w:r>
+      <w:r>
+        <w:rPr>
+          <w:b/>
+        </w:rPr>
+        <w:t>MSG38</w:t>
+      </w:r>
+      <w:r>
+        <w:t xml:space="preserve"> (closest fit — no dedicated MSG code for this case)</w:t>
       </w:r>
     </w:p>
     <w:p>
       <w:r>
-        <w:t>Role MANAGER but the Workspace already has an active manager → `409 MANAGER_ALREADY_ASSIGNED`.</w:t>
+        <w:t xml:space="preserve">Role MANAGER but the Workspace already has an active manager → Display: </w:t>
+      </w:r>
+      <w:r>
+        <w:rPr>
+          <w:b/>
+        </w:rPr>
+        <w:t>MSG38</w:t>
+      </w:r>
+      <w:r>
+        <w:t xml:space="preserve"> (closest fit — no dedicated MSG code for this case)</w:t>
       </w:r>
     </w:p>
     <w:p>
       <w:r>
-        <w:t>Role CLIENT without a Workspace → `400 WORKSPACE_REQUIRED_FOR_CLIENT_INVITE`.</w:t>
+        <w:t xml:space="preserve">Role CLIENT without a Workspace → Display: </w:t>
+      </w:r>
+      <w:r>
+        <w:rPr>
+          <w:b/>
+        </w:rPr>
+        <w:t>MSG02</w:t>
+      </w:r>
+      <w:r>
+        <w:t xml:space="preserve"> (closest fit — no dedicated MSG code for this case)</w:t>
       </w:r>
     </w:p>
     <w:p>
@@ -428,7 +437,16 @@
     </w:p>
     <w:p>
       <w:r>
-        <w:t>8. The system returns the stored invitation and the client shows a confirmation and adds the row to the PENDING table.</w:t>
+        <w:t xml:space="preserve">8. The system returns the stored invitation and the client shows a confirmation and adds the row to the PENDING table; toast </w:t>
+      </w:r>
+      <w:r>
+        <w:rPr>
+          <w:b/>
+        </w:rPr>
+        <w:t>MSG33</w:t>
+      </w:r>
+      <w:r>
+        <w:t>.</w:t>
       </w:r>
     </w:p>
     <w:p>
@@ -453,47 +471,173 @@
     </w:p>
     <w:p>
       <w:r>
-        <w:t>Caller is not the Agency Owner → `403 NOT_AGENCY_OWNER`, no invitation is stored.</w:t>
+        <w:t xml:space="preserve">3.a1: Caller is not the Agency Owner (BR-27) → 403 NOT_AGENCY_OWNER, toast </w:t>
+      </w:r>
+      <w:r>
+        <w:rPr>
+          <w:b/>
+        </w:rPr>
+        <w:t>MSG39</w:t>
+      </w:r>
+      <w:r>
+        <w:t>; no invitation is stored.</w:t>
+      </w:r>
+      <w:r>
+        <w:br/>
+      </w:r>
+      <w:r>
+        <w:t>3.a2: The caller returns to the Agency list and opens an Agency they own.</w:t>
       </w:r>
     </w:p>
     <w:p>
       <w:r>
-        <w:t>Email already a Member of the Agency → `409 ALREADY_AGENCY_MEMBER`.</w:t>
+        <w:t xml:space="preserve">4.a1: Email already a Member of the Agency (BR-27) → 409 ALREADY_AGENCY_MEMBER, toast </w:t>
+      </w:r>
+      <w:r>
+        <w:rPr>
+          <w:b/>
+        </w:rPr>
+        <w:t>MSG34</w:t>
+      </w:r>
+      <w:r>
+        <w:t>.</w:t>
+      </w:r>
+      <w:r>
+        <w:br/>
+      </w:r>
+      <w:r>
+        <w:t>4.a2: The Owner picks a different email or reviews the existing member.</w:t>
       </w:r>
     </w:p>
     <w:p>
       <w:r>
-        <w:t>Email already holds a PENDING invitation for this Agency → `409 INVITATION_ALREADY_PENDING`.</w:t>
+        <w:t xml:space="preserve">4.b1: Email already holds a PENDING invitation for this Agency (BR-27) → 409 INVITATION_ALREADY_PENDING, toast </w:t>
+      </w:r>
+      <w:r>
+        <w:rPr>
+          <w:b/>
+        </w:rPr>
+        <w:t>MSG35</w:t>
+      </w:r>
+      <w:r>
+        <w:t>.</w:t>
+      </w:r>
+      <w:r>
+        <w:br/>
+      </w:r>
+      <w:r>
+        <w:t>4.b2: The Owner waits for that invitation to resolve or cancels it (3.4.8) before re-inviting.</w:t>
       </w:r>
     </w:p>
     <w:p>
       <w:r>
-        <w:t>Agency already holds 20 PENDING invitations → `409 TOO_MANY_PENDING_INVITATIONS`.</w:t>
+        <w:t xml:space="preserve">4.c1: Agency already holds 20 PENDING invitations → 409 TOO_MANY_PENDING_INVITATIONS, toast </w:t>
+      </w:r>
+      <w:r>
+        <w:rPr>
+          <w:b/>
+        </w:rPr>
+        <w:t>MSG38</w:t>
+      </w:r>
+      <w:r>
+        <w:t xml:space="preserve"> (closest fit).</w:t>
+      </w:r>
+      <w:r>
+        <w:br/>
+      </w:r>
+      <w:r>
+        <w:t>4.c2: The Owner cancels stale invitations (3.4.8) to free a slot, then resubmits.</w:t>
       </w:r>
     </w:p>
     <w:p>
       <w:r>
-        <w:t>Workspace sent does not belong to this Agency → `400 WORKSPACE_NOT_IN_AGENCY`.</w:t>
+        <w:t xml:space="preserve">5.a1: Workspace sent does not belong to this Agency → 400 WORKSPACE_NOT_IN_AGENCY, toast </w:t>
+      </w:r>
+      <w:r>
+        <w:rPr>
+          <w:b/>
+        </w:rPr>
+        <w:t>MSG38</w:t>
+      </w:r>
+      <w:r>
+        <w:t xml:space="preserve"> (closest fit).</w:t>
+      </w:r>
+      <w:r>
+        <w:br/>
+      </w:r>
+      <w:r>
+        <w:t>5.a2: The Owner selects a Workspace that belongs to this Agency.</w:t>
       </w:r>
     </w:p>
     <w:p>
       <w:r>
-        <w:t>Role MANAGER but the Workspace already has an active manager → `409 MANAGER_ALREADY_ASSIGNED`.</w:t>
+        <w:t xml:space="preserve">5.b1: Role MANAGER but the Workspace already has an active manager (BR-27, one-manager-per-workspace) → 409 MANAGER_ALREADY_ASSIGNED, toast </w:t>
+      </w:r>
+      <w:r>
+        <w:rPr>
+          <w:b/>
+        </w:rPr>
+        <w:t>MSG38</w:t>
+      </w:r>
+      <w:r>
+        <w:t xml:space="preserve"> (closest fit).</w:t>
+      </w:r>
+      <w:r>
+        <w:br/>
+      </w:r>
+      <w:r>
+        <w:t>5.b2: The Owner chooses a different Workspace or role.</w:t>
       </w:r>
     </w:p>
     <w:p>
       <w:r>
-        <w:t>Role CLIENT without a Workspace → `400 WORKSPACE_REQUIRED_FOR_CLIENT_INVITE`.</w:t>
+        <w:t xml:space="preserve">5.c1: Role CLIENT without a Workspace → 400 WORKSPACE_REQUIRED_FOR_CLIENT_INVITE, Display: </w:t>
+      </w:r>
+      <w:r>
+        <w:rPr>
+          <w:b/>
+        </w:rPr>
+        <w:t>MSG02</w:t>
+      </w:r>
+      <w:r>
+        <w:t xml:space="preserve"> (closest fit).</w:t>
+      </w:r>
+      <w:r>
+        <w:br/>
+      </w:r>
+      <w:r>
+        <w:t>5.c2: The Owner selects a Workspace before submitting.</w:t>
       </w:r>
     </w:p>
     <w:p>
       <w:r>
-        <w:t>The invited email has no account in the system yet → the invitation is still sent; the person must register, sign in and accept the invitation themselves.</w:t>
+        <w:t>9.a1: The invited email has no account in the system yet → the invitation is still sent; no error.</w:t>
+      </w:r>
+      <w:r>
+        <w:br/>
+      </w:r>
+      <w:r>
+        <w:t>9.a2: The person must register, sign in and accept the invitation themselves.</w:t>
       </w:r>
     </w:p>
     <w:p>
       <w:r>
-        <w:t>The invitation expires before it is accepted → `400 INVALID_INVITATION` on acceptance, and no Agency membership is created.</w:t>
+        <w:t xml:space="preserve">10.a1: The invitation expires before it is accepted → 400 INVALID_INVITATION on acceptance, toast </w:t>
+      </w:r>
+      <w:r>
+        <w:rPr>
+          <w:b/>
+        </w:rPr>
+        <w:t>MSG38</w:t>
+      </w:r>
+      <w:r>
+        <w:t xml:space="preserve"> (closest fit — no dedicated MSG code for an expired invitation); no Agency membership is created.</w:t>
+      </w:r>
+      <w:r>
+        <w:br/>
+      </w:r>
+      <w:r>
+        <w:t>10.a2: The invited person asks the Owner to send a new invitation.</w:t>
       </w:r>
     </w:p>
     <w:p>
